--- a/课程设计报告.docx
+++ b/课程设计报告.docx
@@ -202,11 +202,8 @@
       <w:r>
         <w:br w:type="page"/>
       </w:r>
-    </w:p>
-    <w:p>
-      <w:r>
-        <w:br w:type="page"/>
-      </w:r>
+      <w:bookmarkStart w:id="49" w:name="_GoBack"/>
+      <w:bookmarkEnd w:id="49"/>
     </w:p>
     <w:sdt>
       <w:sdtPr>
@@ -2372,8 +2369,6 @@
           </w14:textFill>
         </w:rPr>
       </w:pPr>
-      <w:bookmarkStart w:id="49" w:name="_GoBack"/>
-      <w:bookmarkEnd w:id="49"/>
     </w:p>
     <w:p>
       <w:pPr>
@@ -2830,12 +2825,6 @@
             <w:insideH w:val="single" w:color="auto" w:sz="4" w:space="0"/>
             <w:insideV w:val="single" w:color="auto" w:sz="4" w:space="0"/>
           </w:tblBorders>
-          <w:tblCellMar>
-            <w:top w:w="0" w:type="dxa"/>
-            <w:left w:w="108" w:type="dxa"/>
-            <w:bottom w:w="0" w:type="dxa"/>
-            <w:right w:w="108" w:type="dxa"/>
-          </w:tblCellMar>
         </w:tblPrEx>
         <w:trPr>
           <w:jc w:val="center"/>
@@ -2847,6 +2836,7 @@
           <w:p>
             <w:pPr>
               <w:bidi w:val="0"/>
+              <w:spacing w:after="0"/>
             </w:pPr>
             <w:r>
               <w:t>模块</w:t>
@@ -2860,6 +2850,7 @@
           <w:p>
             <w:pPr>
               <w:bidi w:val="0"/>
+              <w:spacing w:after="0"/>
             </w:pPr>
             <w:r>
               <w:t>子功能</w:t>
@@ -2873,6 +2864,7 @@
           <w:p>
             <w:pPr>
               <w:bidi w:val="0"/>
+              <w:spacing w:after="0"/>
             </w:pPr>
             <w:r>
               <w:t>说明</w:t>
@@ -2907,6 +2899,7 @@
           <w:p>
             <w:pPr>
               <w:bidi w:val="0"/>
+              <w:spacing w:after="0"/>
             </w:pPr>
             <w:r>
               <w:t>设备总览驾驶舱</w:t>
@@ -2920,6 +2913,7 @@
           <w:p>
             <w:pPr>
               <w:bidi w:val="0"/>
+              <w:spacing w:after="0"/>
             </w:pPr>
             <w:r>
               <w:t>KPI 指标卡</w:t>
@@ -2933,6 +2927,7 @@
           <w:p>
             <w:pPr>
               <w:bidi w:val="0"/>
+              <w:spacing w:after="0"/>
             </w:pPr>
             <w:r>
               <w:t>设备数、数据量、综合健康率、未处理告警、高危告警</w:t>
@@ -2967,6 +2962,7 @@
           <w:p>
             <w:pPr>
               <w:bidi w:val="0"/>
+              <w:spacing w:after="0"/>
             </w:pPr>
           </w:p>
         </w:tc>
@@ -2977,6 +2973,7 @@
           <w:p>
             <w:pPr>
               <w:bidi w:val="0"/>
+              <w:spacing w:after="0"/>
             </w:pPr>
             <w:r>
               <w:t>状态与趋势图表</w:t>
@@ -2990,6 +2987,7 @@
           <w:p>
             <w:pPr>
               <w:bidi w:val="0"/>
+              <w:spacing w:after="0"/>
             </w:pPr>
             <w:r>
               <w:t>状态环形图、健康度柱状图、级别饼图、告警趋势、特征重要度</w:t>
@@ -3024,6 +3022,7 @@
           <w:p>
             <w:pPr>
               <w:bidi w:val="0"/>
+              <w:spacing w:after="0"/>
             </w:pPr>
           </w:p>
         </w:tc>
@@ -3034,6 +3033,7 @@
           <w:p>
             <w:pPr>
               <w:bidi w:val="0"/>
+              <w:spacing w:after="0"/>
             </w:pPr>
             <w:r>
               <w:t>设备健康档案</w:t>
@@ -3047,6 +3047,7 @@
           <w:p>
             <w:pPr>
               <w:bidi w:val="0"/>
+              <w:spacing w:after="0"/>
             </w:pPr>
             <w:r>
               <w:t>设备列表、健康度评分、状态标签、未处理告警数、跳转监控</w:t>
@@ -3081,6 +3082,7 @@
           <w:p>
             <w:pPr>
               <w:bidi w:val="0"/>
+              <w:spacing w:after="0"/>
             </w:pPr>
             <w:r>
               <w:t>传感器监控</w:t>
@@ -3094,6 +3096,7 @@
           <w:p>
             <w:pPr>
               <w:bidi w:val="0"/>
+              <w:spacing w:after="0"/>
             </w:pPr>
             <w:r>
               <w:t>设备与点数选择</w:t>
@@ -3107,6 +3110,7 @@
           <w:p>
             <w:pPr>
               <w:bidi w:val="0"/>
+              <w:spacing w:after="0"/>
             </w:pPr>
             <w:r>
               <w:t>4 台设备切换、50/100/200/500 条数据切换</w:t>
@@ -3141,6 +3145,7 @@
           <w:p>
             <w:pPr>
               <w:bidi w:val="0"/>
+              <w:spacing w:after="0"/>
             </w:pPr>
           </w:p>
         </w:tc>
@@ -3151,6 +3156,7 @@
           <w:p>
             <w:pPr>
               <w:bidi w:val="0"/>
+              <w:spacing w:after="0"/>
             </w:pPr>
             <w:r>
               <w:t>仪表盘</w:t>
@@ -3164,6 +3170,7 @@
           <w:p>
             <w:pPr>
               <w:bidi w:val="0"/>
+              <w:spacing w:after="0"/>
             </w:pPr>
             <w:r>
               <w:t>健康度/故障概率/异常分数三大仪表盘、8 路传感器 gauge</w:t>
@@ -3198,6 +3205,7 @@
           <w:p>
             <w:pPr>
               <w:bidi w:val="0"/>
+              <w:spacing w:after="0"/>
             </w:pPr>
           </w:p>
         </w:tc>
@@ -3208,6 +3216,7 @@
           <w:p>
             <w:pPr>
               <w:bidi w:val="0"/>
+              <w:spacing w:after="0"/>
             </w:pPr>
             <w:r>
               <w:t>智能诊断</w:t>
@@ -3221,6 +3230,7 @@
           <w:p>
             <w:pPr>
               <w:bidi w:val="0"/>
+              <w:spacing w:after="0"/>
             </w:pPr>
             <w:r>
               <w:t>三大算法串联分析、综合级别判定、Top3 根因与运维建议</w:t>
@@ -3255,6 +3265,7 @@
           <w:p>
             <w:pPr>
               <w:bidi w:val="0"/>
+              <w:spacing w:after="0"/>
             </w:pPr>
           </w:p>
         </w:tc>
@@ -3265,6 +3276,7 @@
           <w:p>
             <w:pPr>
               <w:bidi w:val="0"/>
+              <w:spacing w:after="0"/>
             </w:pPr>
             <w:r>
               <w:t>批量扫描</w:t>
@@ -3278,6 +3290,7 @@
           <w:p>
             <w:pPr>
               <w:bidi w:val="0"/>
+              <w:spacing w:after="0"/>
             </w:pPr>
             <w:r>
               <w:t>批量执行算法、高危/中危自动入库、时间戳去重</w:t>
@@ -3312,6 +3325,7 @@
           <w:p>
             <w:pPr>
               <w:bidi w:val="0"/>
+              <w:spacing w:after="0"/>
             </w:pPr>
             <w:r>
               <w:t>告警管理</w:t>
@@ -3325,6 +3339,7 @@
           <w:p>
             <w:pPr>
               <w:bidi w:val="0"/>
+              <w:spacing w:after="0"/>
             </w:pPr>
             <w:r>
               <w:t>统计与图表</w:t>
@@ -3338,6 +3353,7 @@
           <w:p>
             <w:pPr>
               <w:bidi w:val="0"/>
+              <w:spacing w:after="0"/>
             </w:pPr>
             <w:r>
               <w:t>4 项统计卡、级别占比环形图、趋势堆叠柱状图</w:t>
@@ -3372,6 +3388,7 @@
           <w:p>
             <w:pPr>
               <w:bidi w:val="0"/>
+              <w:spacing w:after="0"/>
             </w:pPr>
           </w:p>
         </w:tc>
@@ -3382,6 +3399,7 @@
           <w:p>
             <w:pPr>
               <w:bidi w:val="0"/>
+              <w:spacing w:after="0"/>
             </w:pPr>
             <w:r>
               <w:t>告警列表</w:t>
@@ -3395,6 +3413,7 @@
           <w:p>
             <w:pPr>
               <w:bidi w:val="0"/>
+              <w:spacing w:after="0"/>
             </w:pPr>
             <w:r>
               <w:t>10 列完整信息、根因分析长文本自动换行</w:t>
@@ -3429,6 +3448,7 @@
           <w:p>
             <w:pPr>
               <w:bidi w:val="0"/>
+              <w:spacing w:after="0"/>
             </w:pPr>
           </w:p>
         </w:tc>
@@ -3439,6 +3459,7 @@
           <w:p>
             <w:pPr>
               <w:bidi w:val="0"/>
+              <w:spacing w:after="0"/>
             </w:pPr>
             <w:r>
               <w:t>多维筛选</w:t>
@@ -3452,6 +3473,7 @@
           <w:p>
             <w:pPr>
               <w:bidi w:val="0"/>
+              <w:spacing w:after="0"/>
             </w:pPr>
             <w:r>
               <w:t>设备/状态/级别三维单独筛选与组合筛选</w:t>
@@ -3486,6 +3508,7 @@
           <w:p>
             <w:pPr>
               <w:bidi w:val="0"/>
+              <w:spacing w:after="0"/>
             </w:pPr>
           </w:p>
         </w:tc>
@@ -3496,6 +3519,7 @@
           <w:p>
             <w:pPr>
               <w:bidi w:val="0"/>
+              <w:spacing w:after="0"/>
             </w:pPr>
             <w:r>
               <w:t>告警处置</w:t>
@@ -3509,6 +3533,7 @@
           <w:p>
             <w:pPr>
               <w:bidi w:val="0"/>
+              <w:spacing w:after="0"/>
             </w:pPr>
             <w:r>
               <w:t>输入处置措施、状态更新为已处理、自动创建运维记录</w:t>
@@ -3543,6 +3568,7 @@
           <w:p>
             <w:pPr>
               <w:bidi w:val="0"/>
+              <w:spacing w:after="0"/>
             </w:pPr>
             <w:r>
               <w:t>运维记录</w:t>
@@ -3556,6 +3582,7 @@
           <w:p>
             <w:pPr>
               <w:bidi w:val="0"/>
+              <w:spacing w:after="0"/>
             </w:pPr>
             <w:r>
               <w:t>统计与列表</w:t>
@@ -3569,6 +3596,7 @@
           <w:p>
             <w:pPr>
               <w:bidi w:val="0"/>
+              <w:spacing w:after="0"/>
             </w:pPr>
             <w:r>
               <w:t>累计处置/涉及设备/运维人员统计、完整处置历史</w:t>
@@ -3667,6 +3695,7 @@
           <w:p>
             <w:pPr>
               <w:bidi w:val="0"/>
+              <w:spacing w:after="0"/>
             </w:pPr>
             <w:r>
               <w:t>表名</w:t>
@@ -3680,6 +3709,7 @@
           <w:p>
             <w:pPr>
               <w:bidi w:val="0"/>
+              <w:spacing w:after="0"/>
             </w:pPr>
             <w:r>
               <w:t>核心字段</w:t>
@@ -3693,6 +3723,7 @@
           <w:p>
             <w:pPr>
               <w:bidi w:val="0"/>
+              <w:spacing w:after="0"/>
             </w:pPr>
             <w:r>
               <w:t>说明</w:t>
@@ -3727,6 +3758,7 @@
           <w:p>
             <w:pPr>
               <w:bidi w:val="0"/>
+              <w:spacing w:after="0"/>
             </w:pPr>
             <w:r>
               <w:t>devices</w:t>
@@ -3740,6 +3772,7 @@
           <w:p>
             <w:pPr>
               <w:bidi w:val="0"/>
+              <w:spacing w:after="0"/>
             </w:pPr>
             <w:r>
               <w:t>device_id, device_name, location, fault_type, status</w:t>
@@ -3753,6 +3786,7 @@
           <w:p>
             <w:pPr>
               <w:bidi w:val="0"/>
+              <w:spacing w:after="0"/>
             </w:pPr>
             <w:r>
               <w:t>设备基础信息，4 台虚拟设备</w:t>
@@ -3787,6 +3821,7 @@
           <w:p>
             <w:pPr>
               <w:bidi w:val="0"/>
+              <w:spacing w:after="0"/>
             </w:pPr>
             <w:r>
               <w:t>sensor_data</w:t>
@@ -3800,6 +3835,7 @@
           <w:p>
             <w:pPr>
               <w:bidi w:val="0"/>
+              <w:spacing w:after="0"/>
             </w:pPr>
             <w:r>
               <w:t>id, device_id, timestamp, 8路传感器值, anomaly</w:t>
@@ -3813,6 +3849,7 @@
           <w:p>
             <w:pPr>
               <w:bidi w:val="0"/>
+              <w:spacing w:after="0"/>
             </w:pPr>
             <w:r>
               <w:t>传感器时序数据，46669 条</w:t>
@@ -3847,6 +3884,7 @@
           <w:p>
             <w:pPr>
               <w:bidi w:val="0"/>
+              <w:spacing w:after="0"/>
             </w:pPr>
             <w:r>
               <w:t>alerts</w:t>
@@ -3860,6 +3898,7 @@
           <w:p>
             <w:pPr>
               <w:bidi w:val="0"/>
+              <w:spacing w:after="0"/>
             </w:pPr>
             <w:r>
               <w:t>id, device_id, timestamp, alert_type, severity, message, anomaly_score, fault_prob, root_cause, status</w:t>
@@ -3873,6 +3912,7 @@
           <w:p>
             <w:pPr>
               <w:bidi w:val="0"/>
+              <w:spacing w:after="0"/>
             </w:pPr>
             <w:r>
               <w:t>告警记录，高危/中危自动生成</w:t>
@@ -3907,6 +3947,7 @@
           <w:p>
             <w:pPr>
               <w:bidi w:val="0"/>
+              <w:spacing w:after="0"/>
             </w:pPr>
             <w:r>
               <w:t>maintenance</w:t>
@@ -3920,6 +3961,7 @@
           <w:p>
             <w:pPr>
               <w:bidi w:val="0"/>
+              <w:spacing w:after="0"/>
             </w:pPr>
             <w:r>
               <w:t>id, alert_id, device_id, action, operator, create_time</w:t>
@@ -3933,6 +3975,7 @@
           <w:p>
             <w:pPr>
               <w:bidi w:val="0"/>
+              <w:spacing w:after="0"/>
             </w:pPr>
             <w:r>
               <w:t>运维处置记录，告警处置时自动创建</w:t>
@@ -4176,6 +4219,12 @@
             <w:insideH w:val="single" w:color="auto" w:sz="4" w:space="0"/>
             <w:insideV w:val="single" w:color="auto" w:sz="4" w:space="0"/>
           </w:tblBorders>
+          <w:tblCellMar>
+            <w:top w:w="0" w:type="dxa"/>
+            <w:left w:w="108" w:type="dxa"/>
+            <w:bottom w:w="0" w:type="dxa"/>
+            <w:right w:w="108" w:type="dxa"/>
+          </w:tblCellMar>
         </w:tblPrEx>
         <w:trPr>
           <w:jc w:val="center"/>
@@ -4187,6 +4236,7 @@
           <w:p>
             <w:pPr>
               <w:bidi w:val="0"/>
+              <w:spacing w:after="0"/>
             </w:pPr>
             <w:r>
               <w:t>设备编号</w:t>
@@ -4200,6 +4250,7 @@
           <w:p>
             <w:pPr>
               <w:bidi w:val="0"/>
+              <w:spacing w:after="0"/>
             </w:pPr>
             <w:r>
               <w:t>故障场景</w:t>
@@ -4213,6 +4264,7 @@
           <w:p>
             <w:pPr>
               <w:bidi w:val="0"/>
+              <w:spacing w:after="0"/>
             </w:pPr>
             <w:r>
               <w:t>样本数</w:t>
@@ -4226,6 +4278,7 @@
           <w:p>
             <w:pPr>
               <w:bidi w:val="0"/>
+              <w:spacing w:after="0"/>
             </w:pPr>
             <w:r>
               <w:t>异常样本数</w:t>
@@ -4239,6 +4292,7 @@
           <w:p>
             <w:pPr>
               <w:bidi w:val="0"/>
+              <w:spacing w:after="0"/>
             </w:pPr>
             <w:r>
               <w:t>正常样本占比</w:t>
@@ -4273,6 +4327,7 @@
           <w:p>
             <w:pPr>
               <w:bidi w:val="0"/>
+              <w:spacing w:after="0"/>
             </w:pPr>
             <w:r>
               <w:t>PUMP-001</w:t>
@@ -4286,6 +4341,7 @@
           <w:p>
             <w:pPr>
               <w:bidi w:val="0"/>
+              <w:spacing w:after="0"/>
             </w:pPr>
             <w:r>
               <w:t>anomaly-free（正常工况）</w:t>
@@ -4299,6 +4355,7 @@
           <w:p>
             <w:pPr>
               <w:bidi w:val="0"/>
+              <w:spacing w:after="0"/>
             </w:pPr>
             <w:r>
               <w:t>9,401</w:t>
@@ -4312,6 +4369,7 @@
           <w:p>
             <w:pPr>
               <w:bidi w:val="0"/>
+              <w:spacing w:after="0"/>
             </w:pPr>
             <w:r>
               <w:t>0</w:t>
@@ -4325,6 +4383,7 @@
           <w:p>
             <w:pPr>
               <w:bidi w:val="0"/>
+              <w:spacing w:after="0"/>
             </w:pPr>
             <w:r>
               <w:t>100%</w:t>
@@ -4359,6 +4418,7 @@
           <w:p>
             <w:pPr>
               <w:bidi w:val="0"/>
+              <w:spacing w:after="0"/>
             </w:pPr>
             <w:r>
               <w:t>PUMP-002</w:t>
@@ -4372,6 +4432,7 @@
           <w:p>
             <w:pPr>
               <w:bidi w:val="0"/>
+              <w:spacing w:after="0"/>
             </w:pPr>
             <w:r>
               <w:t>valve1（阀门1故障）</w:t>
@@ -4385,6 +4446,7 @@
           <w:p>
             <w:pPr>
               <w:bidi w:val="0"/>
+              <w:spacing w:after="0"/>
             </w:pPr>
             <w:r>
               <w:t>18,162</w:t>
@@ -4398,6 +4460,7 @@
           <w:p>
             <w:pPr>
               <w:bidi w:val="0"/>
+              <w:spacing w:after="0"/>
             </w:pPr>
             <w:r>
               <w:t>6,309</w:t>
@@ -4411,6 +4474,7 @@
           <w:p>
             <w:pPr>
               <w:bidi w:val="0"/>
+              <w:spacing w:after="0"/>
             </w:pPr>
             <w:r>
               <w:t>65.3%</w:t>
@@ -4445,6 +4509,7 @@
           <w:p>
             <w:pPr>
               <w:bidi w:val="0"/>
+              <w:spacing w:after="0"/>
             </w:pPr>
             <w:r>
               <w:t>PUMP-003</w:t>
@@ -4458,6 +4523,7 @@
           <w:p>
             <w:pPr>
               <w:bidi w:val="0"/>
+              <w:spacing w:after="0"/>
             </w:pPr>
             <w:r>
               <w:t>valve2（阀门2故障）</w:t>
@@ -4471,6 +4537,7 @@
           <w:p>
             <w:pPr>
               <w:bidi w:val="0"/>
+              <w:spacing w:after="0"/>
             </w:pPr>
             <w:r>
               <w:t>4,312</w:t>
@@ -4484,6 +4551,7 @@
           <w:p>
             <w:pPr>
               <w:bidi w:val="0"/>
+              <w:spacing w:after="0"/>
             </w:pPr>
             <w:r>
               <w:t>1,517</w:t>
@@ -4497,6 +4565,7 @@
           <w:p>
             <w:pPr>
               <w:bidi w:val="0"/>
+              <w:spacing w:after="0"/>
             </w:pPr>
             <w:r>
               <w:t>64.8%</w:t>
@@ -4531,6 +4600,7 @@
           <w:p>
             <w:pPr>
               <w:bidi w:val="0"/>
+              <w:spacing w:after="0"/>
             </w:pPr>
             <w:r>
               <w:t>PUMP-004</w:t>
@@ -4544,6 +4614,7 @@
           <w:p>
             <w:pPr>
               <w:bidi w:val="0"/>
+              <w:spacing w:after="0"/>
             </w:pPr>
             <w:r>
               <w:t>other（其他故障）</w:t>
@@ -4557,6 +4628,7 @@
           <w:p>
             <w:pPr>
               <w:bidi w:val="0"/>
+              <w:spacing w:after="0"/>
             </w:pPr>
             <w:r>
               <w:t>14,794</w:t>
@@ -4570,6 +4642,7 @@
           <w:p>
             <w:pPr>
               <w:bidi w:val="0"/>
+              <w:spacing w:after="0"/>
             </w:pPr>
             <w:r>
               <w:t>5,415</w:t>
@@ -4583,6 +4656,7 @@
           <w:p>
             <w:pPr>
               <w:bidi w:val="0"/>
+              <w:spacing w:after="0"/>
             </w:pPr>
             <w:r>
               <w:t>63.4%</w:t>
@@ -4617,6 +4691,7 @@
           <w:p>
             <w:pPr>
               <w:bidi w:val="0"/>
+              <w:spacing w:after="0"/>
             </w:pPr>
             <w:r>
               <w:t>合计</w:t>
@@ -4630,6 +4705,7 @@
           <w:p>
             <w:pPr>
               <w:bidi w:val="0"/>
+              <w:spacing w:after="0"/>
             </w:pPr>
             <w:r>
               <w:t>—</w:t>
@@ -4643,6 +4719,7 @@
           <w:p>
             <w:pPr>
               <w:bidi w:val="0"/>
+              <w:spacing w:after="0"/>
             </w:pPr>
             <w:r>
               <w:t>46,669</w:t>
@@ -4656,6 +4733,7 @@
           <w:p>
             <w:pPr>
               <w:bidi w:val="0"/>
+              <w:spacing w:after="0"/>
             </w:pPr>
             <w:r>
               <w:t>13,241</w:t>
@@ -4669,6 +4747,7 @@
           <w:p>
             <w:pPr>
               <w:bidi w:val="0"/>
+              <w:spacing w:after="0"/>
             </w:pPr>
             <w:r>
               <w:t>71.6%</w:t>
@@ -4994,6 +5073,7 @@
           <w:p>
             <w:pPr>
               <w:bidi w:val="0"/>
+              <w:spacing w:after="0"/>
             </w:pPr>
             <w:r>
               <w:t>类别</w:t>
@@ -5007,6 +5087,7 @@
           <w:p>
             <w:pPr>
               <w:bidi w:val="0"/>
+              <w:spacing w:after="0"/>
             </w:pPr>
             <w:r>
               <w:t>配置</w:t>
@@ -5041,6 +5122,7 @@
           <w:p>
             <w:pPr>
               <w:bidi w:val="0"/>
+              <w:spacing w:after="0"/>
             </w:pPr>
             <w:r>
               <w:t>操作系统</w:t>
@@ -5054,6 +5136,7 @@
           <w:p>
             <w:pPr>
               <w:bidi w:val="0"/>
+              <w:spacing w:after="0"/>
             </w:pPr>
             <w:r>
               <w:t>Windows 11</w:t>
@@ -5088,6 +5171,7 @@
           <w:p>
             <w:pPr>
               <w:bidi w:val="0"/>
+              <w:spacing w:after="0"/>
             </w:pPr>
             <w:r>
               <w:t>Python 版本</w:t>
@@ -5101,6 +5185,7 @@
           <w:p>
             <w:pPr>
               <w:bidi w:val="0"/>
+              <w:spacing w:after="0"/>
             </w:pPr>
             <w:r>
               <w:t>Python 3.9+（Anaconda base 环境）</w:t>
@@ -5135,6 +5220,7 @@
           <w:p>
             <w:pPr>
               <w:bidi w:val="0"/>
+              <w:spacing w:after="0"/>
             </w:pPr>
             <w:r>
               <w:t>后端框架</w:t>
@@ -5148,6 +5234,7 @@
           <w:p>
             <w:pPr>
               <w:bidi w:val="0"/>
+              <w:spacing w:after="0"/>
             </w:pPr>
             <w:r>
               <w:t>Flask 3.x</w:t>
@@ -5182,6 +5269,7 @@
           <w:p>
             <w:pPr>
               <w:bidi w:val="0"/>
+              <w:spacing w:after="0"/>
             </w:pPr>
             <w:r>
               <w:t>算法库</w:t>
@@ -5195,6 +5283,7 @@
           <w:p>
             <w:pPr>
               <w:bidi w:val="0"/>
+              <w:spacing w:after="0"/>
             </w:pPr>
             <w:r>
               <w:t>scikit-learn 1.7.2、pandas、numpy</w:t>
@@ -5229,6 +5318,7 @@
           <w:p>
             <w:pPr>
               <w:bidi w:val="0"/>
+              <w:spacing w:after="0"/>
             </w:pPr>
             <w:r>
               <w:t>数据库</w:t>
@@ -5242,6 +5332,7 @@
           <w:p>
             <w:pPr>
               <w:bidi w:val="0"/>
+              <w:spacing w:after="0"/>
             </w:pPr>
             <w:r>
               <w:t>SQLite 3（data/equipment.db，46669 条数据）</w:t>
@@ -5276,6 +5367,7 @@
           <w:p>
             <w:pPr>
               <w:bidi w:val="0"/>
+              <w:spacing w:after="0"/>
             </w:pPr>
             <w:r>
               <w:t>浏览器</w:t>
@@ -5289,6 +5381,7 @@
           <w:p>
             <w:pPr>
               <w:bidi w:val="0"/>
+              <w:spacing w:after="0"/>
             </w:pPr>
             <w:r>
               <w:t>Chrome 最新版</w:t>
@@ -5323,6 +5416,7 @@
           <w:p>
             <w:pPr>
               <w:bidi w:val="0"/>
+              <w:spacing w:after="0"/>
             </w:pPr>
             <w:r>
               <w:t>测试框架</w:t>
@@ -5336,6 +5430,7 @@
           <w:p>
             <w:pPr>
               <w:bidi w:val="0"/>
+              <w:spacing w:after="0"/>
             </w:pPr>
             <w:r>
               <w:t>Python 标准库 unittest + Flask test_client</w:t>
@@ -5434,6 +5529,7 @@
           <w:p>
             <w:pPr>
               <w:bidi w:val="0"/>
+              <w:spacing w:after="0"/>
             </w:pPr>
             <w:r>
               <w:t>测试项</w:t>
@@ -5447,6 +5543,7 @@
           <w:p>
             <w:pPr>
               <w:bidi w:val="0"/>
+              <w:spacing w:after="0"/>
             </w:pPr>
             <w:r>
               <w:t>测试内容</w:t>
@@ -5460,6 +5557,7 @@
           <w:p>
             <w:pPr>
               <w:bidi w:val="0"/>
+              <w:spacing w:after="0"/>
             </w:pPr>
             <w:r>
               <w:t>结果</w:t>
@@ -5494,6 +5592,7 @@
           <w:p>
             <w:pPr>
               <w:bidi w:val="0"/>
+              <w:spacing w:after="0"/>
             </w:pPr>
             <w:r>
               <w:t>设备总览</w:t>
@@ -5507,6 +5606,7 @@
           <w:p>
             <w:pPr>
               <w:bidi w:val="0"/>
+              <w:spacing w:after="0"/>
             </w:pPr>
             <w:r>
               <w:t>5 项 KPI 正确显示、6 类图表正常渲染、设备档案表数据正确</w:t>
@@ -5520,6 +5620,7 @@
           <w:p>
             <w:pPr>
               <w:bidi w:val="0"/>
+              <w:spacing w:after="0"/>
             </w:pPr>
             <w:r>
               <w:t>通过</w:t>
@@ -5554,6 +5655,7 @@
           <w:p>
             <w:pPr>
               <w:bidi w:val="0"/>
+              <w:spacing w:after="0"/>
             </w:pPr>
             <w:r>
               <w:t>传感器监控</w:t>
@@ -5567,6 +5669,7 @@
           <w:p>
             <w:pPr>
               <w:bidi w:val="0"/>
+              <w:spacing w:after="0"/>
             </w:pPr>
             <w:r>
               <w:t>设备切换自动加载数据与诊断、三大仪表盘数值正确、8 路 gauge 量程合理、时序曲线正常</w:t>
@@ -5580,6 +5683,7 @@
           <w:p>
             <w:pPr>
               <w:bidi w:val="0"/>
+              <w:spacing w:after="0"/>
             </w:pPr>
             <w:r>
               <w:t>通过</w:t>
@@ -5614,6 +5718,7 @@
           <w:p>
             <w:pPr>
               <w:bidi w:val="0"/>
+              <w:spacing w:after="0"/>
             </w:pPr>
             <w:r>
               <w:t>智能诊断</w:t>
@@ -5627,6 +5732,7 @@
           <w:p>
             <w:pPr>
               <w:bidi w:val="0"/>
+              <w:spacing w:after="0"/>
             </w:pPr>
             <w:r>
               <w:t>三大算法串联执行、综合级别判定正确、Top3 根因与运维建议合理</w:t>
@@ -5640,6 +5746,7 @@
           <w:p>
             <w:pPr>
               <w:bidi w:val="0"/>
+              <w:spacing w:after="0"/>
             </w:pPr>
             <w:r>
               <w:t>通过</w:t>
@@ -5674,6 +5781,7 @@
           <w:p>
             <w:pPr>
               <w:bidi w:val="0"/>
+              <w:spacing w:after="0"/>
             </w:pPr>
             <w:r>
               <w:t>批量扫描</w:t>
@@ -5687,6 +5795,7 @@
           <w:p>
             <w:pPr>
               <w:bidi w:val="0"/>
+              <w:spacing w:after="0"/>
             </w:pPr>
             <w:r>
               <w:t>扫描生成告警、时间戳去重、高危/中危级别判定正确</w:t>
@@ -5700,6 +5809,7 @@
           <w:p>
             <w:pPr>
               <w:bidi w:val="0"/>
+              <w:spacing w:after="0"/>
             </w:pPr>
             <w:r>
               <w:t>通过</w:t>
@@ -5734,6 +5844,7 @@
           <w:p>
             <w:pPr>
               <w:bidi w:val="0"/>
+              <w:spacing w:after="0"/>
             </w:pPr>
             <w:r>
               <w:t>告警管理</w:t>
@@ -5747,6 +5858,7 @@
           <w:p>
             <w:pPr>
               <w:bidi w:val="0"/>
+              <w:spacing w:after="0"/>
             </w:pPr>
             <w:r>
               <w:t>三维筛选正确、组合筛选正确、告警处置后状态更新、运维记录自动创建</w:t>
@@ -5760,6 +5872,7 @@
           <w:p>
             <w:pPr>
               <w:bidi w:val="0"/>
+              <w:spacing w:after="0"/>
             </w:pPr>
             <w:r>
               <w:t>通过</w:t>
@@ -5794,6 +5907,7 @@
           <w:p>
             <w:pPr>
               <w:bidi w:val="0"/>
+              <w:spacing w:after="0"/>
             </w:pPr>
             <w:r>
               <w:t>运维记录</w:t>
@@ -5807,6 +5921,7 @@
           <w:p>
             <w:pPr>
               <w:bidi w:val="0"/>
+              <w:spacing w:after="0"/>
             </w:pPr>
             <w:r>
               <w:t>统计数据正确、处置历史完整、按时间倒序排列</w:t>
@@ -5820,6 +5935,7 @@
           <w:p>
             <w:pPr>
               <w:bidi w:val="0"/>
+              <w:spacing w:after="0"/>
             </w:pPr>
             <w:r>
               <w:t>通过</w:t>
@@ -5943,12 +6059,6 @@
             <w:insideH w:val="single" w:color="auto" w:sz="4" w:space="0"/>
             <w:insideV w:val="single" w:color="auto" w:sz="4" w:space="0"/>
           </w:tblBorders>
-          <w:tblCellMar>
-            <w:top w:w="0" w:type="dxa"/>
-            <w:left w:w="108" w:type="dxa"/>
-            <w:bottom w:w="0" w:type="dxa"/>
-            <w:right w:w="108" w:type="dxa"/>
-          </w:tblCellMar>
         </w:tblPrEx>
         <w:trPr>
           <w:jc w:val="center"/>
@@ -5960,6 +6070,7 @@
           <w:p>
             <w:pPr>
               <w:bidi w:val="0"/>
+              <w:spacing w:after="0"/>
             </w:pPr>
             <w:r>
               <w:t>测试类</w:t>
@@ -5973,6 +6084,7 @@
           <w:p>
             <w:pPr>
               <w:bidi w:val="0"/>
+              <w:spacing w:after="0"/>
             </w:pPr>
             <w:r>
               <w:t>用例数</w:t>
@@ -5986,6 +6098,7 @@
           <w:p>
             <w:pPr>
               <w:bidi w:val="0"/>
+              <w:spacing w:after="0"/>
             </w:pPr>
             <w:r>
               <w:t>覆盖内容</w:t>
@@ -6020,6 +6133,7 @@
           <w:p>
             <w:pPr>
               <w:bidi w:val="0"/>
+              <w:spacing w:after="0"/>
             </w:pPr>
             <w:r>
               <w:t>TestDatabase</w:t>
@@ -6033,6 +6147,7 @@
           <w:p>
             <w:pPr>
               <w:bidi w:val="0"/>
+              <w:spacing w:after="0"/>
             </w:pPr>
             <w:r>
               <w:t>7</w:t>
@@ -6046,6 +6161,7 @@
           <w:p>
             <w:pPr>
               <w:bidi w:val="0"/>
+              <w:spacing w:after="0"/>
             </w:pPr>
             <w:r>
               <w:t>4 张表存在性、4 台设备映射、数据总量 46669、各设备数据量、8 路传感器列、无空值</w:t>
@@ -6080,6 +6196,7 @@
           <w:p>
             <w:pPr>
               <w:bidi w:val="0"/>
+              <w:spacing w:after="0"/>
             </w:pPr>
             <w:r>
               <w:t>TestAlgorithms</w:t>
@@ -6093,6 +6210,7 @@
           <w:p>
             <w:pPr>
               <w:bidi w:val="0"/>
+              <w:spacing w:after="0"/>
             </w:pPr>
             <w:r>
               <w:t>8</w:t>
@@ -6106,6 +6224,7 @@
           <w:p>
             <w:pPr>
               <w:bidi w:val="0"/>
+              <w:spacing w:after="0"/>
             </w:pPr>
             <w:r>
               <w:t>三模型加载、异常检测返回结构、故障预测概率和为 1、根因 Top3、特征重要度 8 维、准确率&gt;0.9</w:t>
@@ -6140,6 +6259,7 @@
           <w:p>
             <w:pPr>
               <w:bidi w:val="0"/>
+              <w:spacing w:after="0"/>
             </w:pPr>
             <w:r>
               <w:t>TestAPI</w:t>
@@ -6153,6 +6273,7 @@
           <w:p>
             <w:pPr>
               <w:bidi w:val="0"/>
+              <w:spacing w:after="0"/>
             </w:pPr>
             <w:r>
               <w:t>17</w:t>
@@ -6166,6 +6287,7 @@
           <w:p>
             <w:pPr>
               <w:bidi w:val="0"/>
+              <w:spacing w:after="0"/>
             </w:pPr>
             <w:r>
               <w:t>13 个接口全部验证、三维筛选及组合筛选、自定义传感器值分析</w:t>
@@ -6200,6 +6322,7 @@
           <w:p>
             <w:pPr>
               <w:bidi w:val="0"/>
+              <w:spacing w:after="0"/>
             </w:pPr>
             <w:r>
               <w:t>TestBusinessFlow</w:t>
@@ -6213,6 +6336,7 @@
           <w:p>
             <w:pPr>
               <w:bidi w:val="0"/>
+              <w:spacing w:after="0"/>
             </w:pPr>
             <w:r>
               <w:t>5</w:t>
@@ -6226,6 +6350,7 @@
           <w:p>
             <w:pPr>
               <w:bidi w:val="0"/>
+              <w:spacing w:after="0"/>
             </w:pPr>
             <w:r>
               <w:t>扫描→告警→处置→运维记录→404 异常处理完整闭环</w:t>
@@ -6260,6 +6385,7 @@
           <w:p>
             <w:pPr>
               <w:bidi w:val="0"/>
+              <w:spacing w:after="0"/>
             </w:pPr>
             <w:r>
               <w:t>TestPages</w:t>
@@ -6273,6 +6399,7 @@
           <w:p>
             <w:pPr>
               <w:bidi w:val="0"/>
+              <w:spacing w:after="0"/>
             </w:pPr>
             <w:r>
               <w:t>4</w:t>
@@ -6286,6 +6413,7 @@
           <w:p>
             <w:pPr>
               <w:bidi w:val="0"/>
+              <w:spacing w:after="0"/>
             </w:pPr>
             <w:r>
               <w:t>4 个页面路由 200 且包含核心标题</w:t>
@@ -6320,6 +6448,7 @@
           <w:p>
             <w:pPr>
               <w:bidi w:val="0"/>
+              <w:spacing w:after="0"/>
             </w:pPr>
             <w:r>
               <w:t>合计</w:t>
@@ -6333,6 +6462,7 @@
           <w:p>
             <w:pPr>
               <w:bidi w:val="0"/>
+              <w:spacing w:after="0"/>
             </w:pPr>
             <w:r>
               <w:t>38</w:t>
@@ -6346,6 +6476,7 @@
           <w:p>
             <w:pPr>
               <w:bidi w:val="0"/>
+              <w:spacing w:after="0"/>
             </w:pPr>
             <w:r>
               <w:t>—</w:t>
